--- a/telechargements/word/13-Champ-exercice-Scope-of-Practice.docx
+++ b/telechargements/word/13-Champ-exercice-Scope-of-Practice.docx
@@ -150,6 +150,14 @@
       </w:r>
       <w:r>
         <w:t xml:space="preserve">, et applique ces connaissances à la prévention, à l'évaluation et à l'accompagnement des personnes en contact avec la justice, à l'élaboration et à l'évaluation de programmes, ainsi qu'à la recherche et au conseil en matière de politiques. Son angle distinctif est le crime et la justice, non le traitement clinique de la santé mentale.</w:t>
+      </w:r>
+    </w:p>
+    <w:p>
+      <w:pPr>
+        <w:spacing w:after="140"/>
+      </w:pPr>
+      <w:r>
+        <w:t xml:space="preserve">Le criminologue peut aussi exercer autrement dans le domaine de la criminologie : en appui aux forces de l'ordre, il étudie les tendances comportementales des individus et des groupes menant des activités lucratives ou corporatives qualifiées d'illicites, analyse leurs mouvements opérationnels et transactionnels afin d'établir le modus operandi, et développe des méthodes d'intervention aux niveaux stratégique, opérationnel et tactique.</w:t>
       </w:r>
     </w:p>
     <w:p>
@@ -954,6 +962,14 @@
     </w:p>
     <w:p>
       <w:pPr>
+        <w:spacing w:after="140"/>
+      </w:pPr>
+      <w:r>
+        <w:t xml:space="preserve">The criminologist may also practise in other ways within the field of criminology: in support of law enforcement, they study the behavioural patterns of individuals and groups engaged in lucrative or corporate activities deemed illicit, analyze their operational and transactional movements to establish the modus operandi, and develop intervention methods at the strategic, operational and tactical levels.</w:t>
+      </w:r>
+    </w:p>
+    <w:p>
+      <w:pPr>
         <w:pStyle w:val="Heading2"/>
       </w:pPr>
       <w:r>
@@ -1665,7 +1681,7 @@
         <w:sz w:val="15"/>
         <w:szCs w:val="15"/>
       </w:rPr>
-      <w:t xml:space="preserve">C.P. 0000, Fredericton (Nouveau-Brunswick) E3B 0A0   ·   info@apcnb.ca   ·   </w:t>
+      <w:t xml:space="preserve">C.P. 0000, Fredericton (Nouveau-Brunswick) E3B 0A0   ·   info@apcnb-nbpac.ca   ·   </w:t>
     </w:r>
     <w:r>
       <w:rPr>

--- a/telechargements/word/13-Champ-exercice-Scope-of-Practice.docx
+++ b/telechargements/word/13-Champ-exercice-Scope-of-Practice.docx
@@ -83,6 +83,20 @@
           <w:color w:val="5B6675"/>
         </w:rPr>
         <w:t xml:space="preserve">2 juin 2026</w:t>
+      </w:r>
+      <w:r>
+        <w:rPr>
+          <w:b/>
+          <w:bCs/>
+          <w:color w:val="15263F"/>
+        </w:rPr>
+        <w:t xml:space="preserve">    Mise à jour : </w:t>
+      </w:r>
+      <w:r>
+        <w:rPr>
+          <w:color w:val="5B6675"/>
+        </w:rPr>
+        <w:t xml:space="preserve">25 septembre 2026</w:t>
       </w:r>
     </w:p>
     <w:p>
@@ -891,6 +905,20 @@
           <w:color w:val="5B6675"/>
         </w:rPr>
         <w:t xml:space="preserve">June 2, 2026</w:t>
+      </w:r>
+      <w:r>
+        <w:rPr>
+          <w:b/>
+          <w:bCs/>
+          <w:color w:val="15263F"/>
+        </w:rPr>
+        <w:t xml:space="preserve">    Updated : </w:t>
+      </w:r>
+      <w:r>
+        <w:rPr>
+          <w:color w:val="5B6675"/>
+        </w:rPr>
+        <w:t xml:space="preserve">September 25, 2026</w:t>
       </w:r>
     </w:p>
     <w:p>

--- a/telechargements/word/13-Champ-exercice-Scope-of-Practice.docx
+++ b/telechargements/word/13-Champ-exercice-Scope-of-Practice.docx
@@ -245,6 +245,19 @@
       </w:pPr>
       <w:r>
         <w:t xml:space="preserve">Accompagner la réinsertion sociale des personnes contrevenantes.</w:t>
+      </w:r>
+    </w:p>
+    <w:p>
+      <w:pPr>
+        <w:pStyle w:val="ListParagraph"/>
+        <w:numPr>
+          <w:ilvl w:val="0"/>
+          <w:numId w:val="2"/>
+        </w:numPr>
+        <w:spacing w:after="60"/>
+      </w:pPr>
+      <w:r>
+        <w:t xml:space="preserve">Offrir de l'accompagnement psychosocial non clinique (soutien dans l'environnement social, orientation vers les ressources, développement du pouvoir d'agir), sans diagnostic ni traitement de la santé mentale.</w:t>
       </w:r>
     </w:p>
     <w:p>
@@ -1067,6 +1080,19 @@
       </w:pPr>
       <w:r>
         <w:t xml:space="preserve">Support the social reintegration of people who have offended.</w:t>
+      </w:r>
+    </w:p>
+    <w:p>
+      <w:pPr>
+        <w:pStyle w:val="ListParagraph"/>
+        <w:numPr>
+          <w:ilvl w:val="0"/>
+          <w:numId w:val="2"/>
+        </w:numPr>
+        <w:spacing w:after="60"/>
+      </w:pPr>
+      <w:r>
+        <w:t xml:space="preserve">Provide non-clinical psychosocial support (help within the social environment, referral to resources, empowerment), without diagnosis or mental-health treatment.</w:t>
       </w:r>
     </w:p>
     <w:p>

--- a/telechargements/word/13-Champ-exercice-Scope-of-Practice.docx
+++ b/telechargements/word/13-Champ-exercice-Scope-of-Practice.docx
@@ -1735,7 +1735,7 @@
         <w:sz w:val="15"/>
         <w:szCs w:val="15"/>
       </w:rPr>
-      <w:t xml:space="preserve">C.P. 0000, Fredericton (Nouveau-Brunswick) E3B 0A0   ·   info@apcnb-nbpac.ca   ·   </w:t>
+      <w:t xml:space="preserve">C.P. 0000, Fredericton (Nouveau-Brunswick) E3B 0A0   ·   info@apcnb-nbpac.ca   ·   Tél. 506-381-9495   ·   </w:t>
     </w:r>
     <w:r>
       <w:rPr>

--- a/telechargements/word/13-Champ-exercice-Scope-of-Practice.docx
+++ b/telechargements/word/13-Champ-exercice-Scope-of-Practice.docx
@@ -1735,7 +1735,7 @@
         <w:sz w:val="15"/>
         <w:szCs w:val="15"/>
       </w:rPr>
-      <w:t xml:space="preserve">C.P. 0000, Fredericton (Nouveau-Brunswick) E3B 0A0   ·   info@apcnb-nbpac.ca   ·   Tél. 506-381-9495   ·   </w:t>
+      <w:t xml:space="preserve">96, rue Weldon, Dieppe (Nouveau-Brunswick) E1C 5W2   ·   info@apcnb-nbpac.ca   ·   Tél. 506-381-9495   ·   </w:t>
     </w:r>
     <w:r>
       <w:rPr>

--- a/telechargements/word/13-Champ-exercice-Scope-of-Practice.docx
+++ b/telechargements/word/13-Champ-exercice-Scope-of-Practice.docx
@@ -96,7 +96,7 @@
         <w:rPr>
           <w:color w:val="5B6675"/>
         </w:rPr>
-        <w:t xml:space="preserve">25 septembre 2026</w:t>
+        <w:t xml:space="preserve">29 octobre 2026</w:t>
       </w:r>
     </w:p>
     <w:p>
@@ -931,7 +931,7 @@
         <w:rPr>
           <w:color w:val="5B6675"/>
         </w:rPr>
-        <w:t xml:space="preserve">September 25, 2026</w:t>
+        <w:t xml:space="preserve">October 29, 2026</w:t>
       </w:r>
     </w:p>
     <w:p>
